--- a/assets/templates/nas_mr/NAS_MR_INFANT.docx
+++ b/assets/templates/nas_mr/NAS_MR_INFANT.docx
@@ -650,6 +650,38 @@
               </w:rPr>
               <w:t xml:space="preserve">          </w:t>
             </w:r>
+            <w:r>
+              <w:rPr>
+                <w:b/>
+                <w:bCs/>
+                <w:sz w:val="24"/>
+                <w:szCs w:val="24"/>
+                <w:highlight w:val="green"/>
+              </w:rPr>
+              <w:t>[</w:t>
+            </w:r>
+            <w:proofErr w:type="spellStart"/>
+            <w:r>
+              <w:rPr>
+                <w:b/>
+                <w:bCs/>
+                <w:sz w:val="24"/>
+                <w:szCs w:val="24"/>
+                <w:highlight w:val="green"/>
+              </w:rPr>
+              <w:t>birth_hospital_mr_list</w:t>
+            </w:r>
+            <w:proofErr w:type="spellEnd"/>
+            <w:r>
+              <w:rPr>
+                <w:b/>
+                <w:bCs/>
+                <w:sz w:val="24"/>
+                <w:szCs w:val="24"/>
+                <w:highlight w:val="green"/>
+              </w:rPr>
+              <w:t>]</w:t>
+            </w:r>
           </w:p>
         </w:tc>
         <w:tc>
@@ -843,6 +875,71 @@
               <w:t xml:space="preserve">  </w:t>
             </w:r>
           </w:p>
+          <w:p>
+            <w:pPr>
+              <w:wordWrap w:val="0"/>
+              <w:rPr>
+                <w:rFonts w:ascii="Open Sans" w:hAnsi="Open Sans" w:cs="Open Sans"/>
+                <w:color w:val="000000"/>
+                <w:sz w:val="20"/>
+                <w:szCs w:val="20"/>
+              </w:rPr>
+            </w:pPr>
+            <w:r>
+              <w:rPr>
+                <w:rFonts w:ascii="Consolas" w:hAnsi="Consolas" w:cs="Courier New"/>
+                <w:color w:val="AAAAAA"/>
+                <w:sz w:val="18"/>
+                <w:szCs w:val="18"/>
+              </w:rPr>
+              <w:br/>
+            </w:r>
+            <w:r>
+              <w:rPr>
+                <w:rStyle w:val="HTMLCode"/>
+                <w:rFonts w:ascii="Consolas" w:eastAsiaTheme="minorHAnsi" w:hAnsi="Consolas"/>
+                <w:color w:val="AAAAAA"/>
+                <w:sz w:val="18"/>
+                <w:szCs w:val="18"/>
+                <w:highlight w:val="green"/>
+              </w:rPr>
+              <w:t>[</w:t>
+            </w:r>
+            <w:proofErr w:type="spellStart"/>
+            <w:r>
+              <w:rPr>
+                <w:rStyle w:val="text-dangerrc"/>
+                <w:rFonts w:ascii="Consolas" w:hAnsi="Consolas" w:cs="Courier New"/>
+                <w:color w:val="C00000"/>
+                <w:sz w:val="18"/>
+                <w:szCs w:val="18"/>
+                <w:highlight w:val="green"/>
+              </w:rPr>
+              <w:t>birth_hospital_faxnumber</w:t>
+            </w:r>
+            <w:proofErr w:type="spellEnd"/>
+            <w:r>
+              <w:rPr>
+                <w:rStyle w:val="HTMLCode"/>
+                <w:rFonts w:ascii="Consolas" w:eastAsiaTheme="minorHAnsi" w:hAnsi="Consolas"/>
+                <w:color w:val="AAAAAA"/>
+                <w:sz w:val="18"/>
+                <w:szCs w:val="18"/>
+                <w:highlight w:val="green"/>
+              </w:rPr>
+              <w:t>]</w:t>
+            </w:r>
+          </w:p>
+          <w:p>
+            <w:pPr>
+              <w:rPr>
+                <w:rFonts w:ascii="Calibri" w:hAnsi="Calibri" w:cs="Calibri"/>
+                <w:b/>
+                <w:bCs/>
+                <w:color w:val="000000"/>
+              </w:rPr>
+            </w:pPr>
+          </w:p>
         </w:tc>
         <w:tc>
           <w:tcPr>
@@ -1043,12 +1140,21 @@
                 <w:bCs/>
               </w:rPr>
             </w:pPr>
+            <w:proofErr w:type="gramStart"/>
             <w:r>
               <w:rPr>
                 <w:b/>
                 <w:bCs/>
               </w:rPr>
-              <w:t>SENDER’S FAX NUMBER:</w:t>
+              <w:t>SENDER’S FAX</w:t>
+            </w:r>
+            <w:proofErr w:type="gramEnd"/>
+            <w:r>
+              <w:rPr>
+                <w:b/>
+                <w:bCs/>
+              </w:rPr>
+              <w:t xml:space="preserve"> NUMBER:</w:t>
             </w:r>
           </w:p>
           <w:p>
@@ -1237,7 +1343,47 @@
           <w:sz w:val="32"/>
           <w:szCs w:val="32"/>
         </w:rPr>
-        <w:t>**NOTE:  we are NO LONGER accepting PAPER MEDICAL RECORDS.</w:t>
+        <w:t>**NOTE</w:t>
+      </w:r>
+      <w:proofErr w:type="gramStart"/>
+      <w:r>
+        <w:rPr>
+          <w:b/>
+          <w:bCs/>
+          <w:sz w:val="32"/>
+          <w:szCs w:val="32"/>
+        </w:rPr>
+        <w:t>:  we are</w:t>
+      </w:r>
+      <w:proofErr w:type="gramEnd"/>
+      <w:r>
+        <w:rPr>
+          <w:b/>
+          <w:bCs/>
+          <w:sz w:val="32"/>
+          <w:szCs w:val="32"/>
+        </w:rPr>
+        <w:t xml:space="preserve"> NO LONGER </w:t>
+      </w:r>
+      <w:proofErr w:type="gramStart"/>
+      <w:r>
+        <w:rPr>
+          <w:b/>
+          <w:bCs/>
+          <w:sz w:val="32"/>
+          <w:szCs w:val="32"/>
+        </w:rPr>
+        <w:t>accepting</w:t>
+      </w:r>
+      <w:proofErr w:type="gramEnd"/>
+      <w:r>
+        <w:rPr>
+          <w:b/>
+          <w:bCs/>
+          <w:sz w:val="32"/>
+          <w:szCs w:val="32"/>
+        </w:rPr>
+        <w:t xml:space="preserve"> PAPER MEDICAL RECORDS.</w:t>
       </w:r>
     </w:p>
     <w:p>
@@ -1511,7 +1657,6 @@
         <w:jc w:val="center"/>
       </w:pPr>
       <w:r>
-        <w:lastRenderedPageBreak/>
         <w:t xml:space="preserve">    </w:t>
       </w:r>
       <w:r>
@@ -2202,14 +2347,42 @@
               <w:rPr>
                 <w:b/>
                 <w:sz w:val="16"/>
+                <w:highlight w:val="yellow"/>
               </w:rPr>
             </w:pPr>
             <w:r>
               <w:rPr>
                 <w:b/>
                 <w:sz w:val="16"/>
+                <w:highlight w:val="yellow"/>
               </w:rPr>
               <w:t xml:space="preserve">  </w:t>
+            </w:r>
+            <w:r>
+              <w:rPr>
+                <w:b/>
+                <w:sz w:val="16"/>
+                <w:highlight w:val="yellow"/>
+              </w:rPr>
+              <w:t>[</w:t>
+            </w:r>
+            <w:proofErr w:type="spellStart"/>
+            <w:r>
+              <w:rPr>
+                <w:b/>
+                <w:sz w:val="16"/>
+                <w:highlight w:val="yellow"/>
+              </w:rPr>
+              <w:t>lastname_infant</w:t>
+            </w:r>
+            <w:proofErr w:type="spellEnd"/>
+            <w:r>
+              <w:rPr>
+                <w:b/>
+                <w:sz w:val="16"/>
+                <w:highlight w:val="yellow"/>
+              </w:rPr>
+              <w:t>]</w:t>
             </w:r>
           </w:p>
         </w:tc>
@@ -2247,11 +2420,69 @@
           </w:tcPr>
           <w:p>
             <w:pPr>
+              <w:wordWrap w:val="0"/>
+              <w:rPr>
+                <w:rFonts w:ascii="Open Sans" w:hAnsi="Open Sans" w:cs="Open Sans"/>
+                <w:color w:val="000000"/>
+                <w:sz w:val="20"/>
+                <w:szCs w:val="20"/>
+                <w:highlight w:val="yellow"/>
+              </w:rPr>
+            </w:pPr>
+            <w:r>
+              <w:rPr>
+                <w:rFonts w:ascii="Consolas" w:hAnsi="Consolas" w:cs="Courier New"/>
+                <w:color w:val="AAAAAA"/>
+                <w:sz w:val="18"/>
+                <w:szCs w:val="18"/>
+                <w:highlight w:val="yellow"/>
+              </w:rPr>
+              <w:br/>
+            </w:r>
+            <w:r>
+              <w:rPr>
+                <w:rStyle w:val="HTMLCode"/>
+                <w:rFonts w:ascii="Consolas" w:eastAsiaTheme="minorHAnsi" w:hAnsi="Consolas"/>
+                <w:color w:val="AAAAAA"/>
+                <w:sz w:val="18"/>
+                <w:szCs w:val="18"/>
+                <w:highlight w:val="yellow"/>
+              </w:rPr>
+              <w:t>[</w:t>
+            </w:r>
+            <w:proofErr w:type="spellStart"/>
+            <w:r>
+              <w:rPr>
+                <w:rStyle w:val="text-dangerrc"/>
+                <w:rFonts w:ascii="Consolas" w:hAnsi="Consolas" w:cs="Courier New"/>
+                <w:color w:val="C00000"/>
+                <w:sz w:val="18"/>
+                <w:szCs w:val="18"/>
+                <w:highlight w:val="yellow"/>
+              </w:rPr>
+              <w:t>firstname_infant</w:t>
+            </w:r>
+            <w:proofErr w:type="spellEnd"/>
+            <w:r>
+              <w:rPr>
+                <w:rStyle w:val="HTMLCode"/>
+                <w:rFonts w:ascii="Consolas" w:eastAsiaTheme="minorHAnsi" w:hAnsi="Consolas"/>
+                <w:color w:val="AAAAAA"/>
+                <w:sz w:val="18"/>
+                <w:szCs w:val="18"/>
+                <w:highlight w:val="yellow"/>
+              </w:rPr>
+              <w:t>]</w:t>
+            </w:r>
+          </w:p>
+          <w:p>
+            <w:pPr>
               <w:pStyle w:val="TableParagraph"/>
               <w:ind w:left="222" w:hanging="90"/>
               <w:rPr>
                 <w:b/>
                 <w:sz w:val="16"/>
+                <w:highlight w:val="yellow"/>
               </w:rPr>
             </w:pPr>
           </w:p>
@@ -2296,8 +2527,17 @@
               <w:rPr>
                 <w:b/>
                 <w:sz w:val="16"/>
+                <w:highlight w:val="yellow"/>
               </w:rPr>
             </w:pPr>
+            <w:r>
+              <w:rPr>
+                <w:b/>
+                <w:sz w:val="16"/>
+                <w:highlight w:val="yellow"/>
+              </w:rPr>
+              <w:t>[chart4]</w:t>
+            </w:r>
           </w:p>
         </w:tc>
       </w:tr>
@@ -2335,13 +2575,58 @@
           </w:tcPr>
           <w:p>
             <w:pPr>
-              <w:pStyle w:val="TableParagraph"/>
-              <w:spacing w:line="203" w:lineRule="exact"/>
-              <w:rPr>
-                <w:b/>
-                <w:sz w:val="16"/>
+              <w:wordWrap w:val="0"/>
+              <w:rPr>
+                <w:rFonts w:ascii="Open Sans" w:hAnsi="Open Sans" w:cs="Open Sans"/>
+                <w:color w:val="000000"/>
+                <w:sz w:val="20"/>
+                <w:szCs w:val="20"/>
+                <w:highlight w:val="yellow"/>
               </w:rPr>
             </w:pPr>
+            <w:r>
+              <w:rPr>
+                <w:rFonts w:ascii="Consolas" w:hAnsi="Consolas" w:cs="Courier New"/>
+                <w:color w:val="AAAAAA"/>
+                <w:sz w:val="18"/>
+                <w:szCs w:val="18"/>
+                <w:highlight w:val="yellow"/>
+              </w:rPr>
+              <w:br/>
+            </w:r>
+            <w:r>
+              <w:rPr>
+                <w:rStyle w:val="HTMLCode"/>
+                <w:rFonts w:ascii="Consolas" w:eastAsiaTheme="minorHAnsi" w:hAnsi="Consolas"/>
+                <w:color w:val="AAAAAA"/>
+                <w:sz w:val="18"/>
+                <w:szCs w:val="18"/>
+                <w:highlight w:val="yellow"/>
+              </w:rPr>
+              <w:t>[</w:t>
+            </w:r>
+            <w:r>
+              <w:rPr>
+                <w:rStyle w:val="text-dangerrc"/>
+                <w:rFonts w:ascii="Consolas" w:hAnsi="Consolas" w:cs="Courier New"/>
+                <w:color w:val="C00000"/>
+                <w:sz w:val="18"/>
+                <w:szCs w:val="18"/>
+                <w:highlight w:val="yellow"/>
+              </w:rPr>
+              <w:t>dob</w:t>
+            </w:r>
+            <w:r>
+              <w:rPr>
+                <w:rStyle w:val="HTMLCode"/>
+                <w:rFonts w:ascii="Consolas" w:eastAsiaTheme="minorHAnsi" w:hAnsi="Consolas"/>
+                <w:color w:val="AAAAAA"/>
+                <w:sz w:val="18"/>
+                <w:szCs w:val="18"/>
+                <w:highlight w:val="yellow"/>
+              </w:rPr>
+              <w:t>]</w:t>
+            </w:r>
           </w:p>
         </w:tc>
       </w:tr>
@@ -2384,8 +2669,41 @@
                 <w:bCs/>
                 <w:sz w:val="16"/>
                 <w:szCs w:val="16"/>
+                <w:highlight w:val="yellow"/>
               </w:rPr>
             </w:pPr>
+            <w:r>
+              <w:rPr>
+                <w:b/>
+                <w:bCs/>
+                <w:sz w:val="16"/>
+                <w:szCs w:val="16"/>
+                <w:highlight w:val="yellow"/>
+              </w:rPr>
+              <w:t>[</w:t>
+            </w:r>
+            <w:proofErr w:type="spellStart"/>
+            <w:r>
+              <w:rPr>
+                <w:b/>
+                <w:bCs/>
+                <w:sz w:val="16"/>
+                <w:szCs w:val="16"/>
+                <w:highlight w:val="yellow"/>
+              </w:rPr>
+              <w:t>birthhosp</w:t>
+            </w:r>
+            <w:proofErr w:type="spellEnd"/>
+            <w:r>
+              <w:rPr>
+                <w:b/>
+                <w:bCs/>
+                <w:sz w:val="16"/>
+                <w:szCs w:val="16"/>
+                <w:highlight w:val="yellow"/>
+              </w:rPr>
+              <w:t>]</w:t>
+            </w:r>
           </w:p>
         </w:tc>
       </w:tr>
@@ -2426,8 +2744,42 @@
               <w:rPr>
                 <w:b/>
                 <w:sz w:val="16"/>
+                <w:highlight w:val="yellow"/>
               </w:rPr>
             </w:pPr>
+            <w:r>
+              <w:rPr>
+                <w:rStyle w:val="HTMLCode"/>
+                <w:rFonts w:ascii="Consolas" w:eastAsia="Open Sans" w:hAnsi="Consolas"/>
+                <w:color w:val="AAAAAA"/>
+                <w:sz w:val="18"/>
+                <w:szCs w:val="18"/>
+                <w:highlight w:val="yellow"/>
+              </w:rPr>
+              <w:t>[</w:t>
+            </w:r>
+            <w:r>
+              <w:rPr>
+                <w:rStyle w:val="text-dangerrc"/>
+                <w:rFonts w:ascii="Consolas" w:hAnsi="Consolas" w:cs="Courier New"/>
+                <w:color w:val="C00000"/>
+                <w:sz w:val="18"/>
+                <w:szCs w:val="18"/>
+                <w:highlight w:val="yellow"/>
+              </w:rPr>
+              <w:t>dob</w:t>
+            </w:r>
+            <w:r>
+              <w:rPr>
+                <w:rStyle w:val="HTMLCode"/>
+                <w:rFonts w:ascii="Consolas" w:eastAsia="Open Sans" w:hAnsi="Consolas"/>
+                <w:color w:val="AAAAAA"/>
+                <w:sz w:val="18"/>
+                <w:szCs w:val="18"/>
+                <w:highlight w:val="yellow"/>
+              </w:rPr>
+              <w:t>]</w:t>
+            </w:r>
           </w:p>
         </w:tc>
       </w:tr>
@@ -2458,7 +2810,27 @@
           <w:sz w:val="18"/>
           <w:u w:val="single"/>
         </w:rPr>
-        <w:t>Please provide the medical records indications below for a complete case review</w:t>
+        <w:t xml:space="preserve">Please provide the medical </w:t>
+      </w:r>
+      <w:proofErr w:type="gramStart"/>
+      <w:r>
+        <w:rPr>
+          <w:rFonts w:ascii="Open Sans" w:hAnsi="Open Sans" w:cs="Open Sans"/>
+          <w:b/>
+          <w:sz w:val="18"/>
+          <w:u w:val="single"/>
+        </w:rPr>
+        <w:t>records indications</w:t>
+      </w:r>
+      <w:proofErr w:type="gramEnd"/>
+      <w:r>
+        <w:rPr>
+          <w:rFonts w:ascii="Open Sans" w:hAnsi="Open Sans" w:cs="Open Sans"/>
+          <w:b/>
+          <w:sz w:val="18"/>
+          <w:u w:val="single"/>
+        </w:rPr>
+        <w:t xml:space="preserve"> below for a complete case review</w:t>
       </w:r>
       <w:r>
         <w:rPr>
@@ -2537,7 +2909,23 @@
           <w:rFonts w:ascii="Open Sans" w:hAnsi="Open Sans" w:cs="Open Sans"/>
           <w:sz w:val="18"/>
         </w:rPr>
-        <w:t>Prenatal Records, related to this</w:t>
+        <w:t xml:space="preserve">Prenatal </w:t>
+      </w:r>
+      <w:proofErr w:type="gramStart"/>
+      <w:r>
+        <w:rPr>
+          <w:rFonts w:ascii="Open Sans" w:hAnsi="Open Sans" w:cs="Open Sans"/>
+          <w:sz w:val="18"/>
+        </w:rPr>
+        <w:t>Records,</w:t>
+      </w:r>
+      <w:proofErr w:type="gramEnd"/>
+      <w:r>
+        <w:rPr>
+          <w:rFonts w:ascii="Open Sans" w:hAnsi="Open Sans" w:cs="Open Sans"/>
+          <w:sz w:val="18"/>
+        </w:rPr>
+        <w:t xml:space="preserve"> related to this</w:t>
       </w:r>
       <w:r>
         <w:rPr>
@@ -2934,7 +3322,23 @@
           <w:rFonts w:ascii="Open Sans" w:hAnsi="Open Sans" w:cs="Open Sans"/>
           <w:sz w:val="18"/>
         </w:rPr>
-        <w:t>A Plan of Safe Care</w:t>
+        <w:t xml:space="preserve">A Plan </w:t>
+      </w:r>
+      <w:proofErr w:type="gramStart"/>
+      <w:r>
+        <w:rPr>
+          <w:rFonts w:ascii="Open Sans" w:hAnsi="Open Sans" w:cs="Open Sans"/>
+          <w:sz w:val="18"/>
+        </w:rPr>
+        <w:t>of</w:t>
+      </w:r>
+      <w:proofErr w:type="gramEnd"/>
+      <w:r>
+        <w:rPr>
+          <w:rFonts w:ascii="Open Sans" w:hAnsi="Open Sans" w:cs="Open Sans"/>
+          <w:sz w:val="18"/>
+        </w:rPr>
+        <w:t xml:space="preserve"> Safe Care</w:t>
       </w:r>
     </w:p>
     <w:p>
@@ -3172,23 +3576,7 @@
           <w:rFonts w:ascii="Open Sans" w:hAnsi="Open Sans" w:cs="Open Sans"/>
           <w:sz w:val="18"/>
         </w:rPr>
-        <w:t xml:space="preserve">and review the attached letter from Dr. Tobi </w:t>
-      </w:r>
-      <w:proofErr w:type="spellStart"/>
-      <w:r>
-        <w:rPr>
-          <w:rFonts w:ascii="Open Sans" w:hAnsi="Open Sans" w:cs="Open Sans"/>
-          <w:sz w:val="18"/>
-        </w:rPr>
-        <w:t>Amosun</w:t>
-      </w:r>
-      <w:proofErr w:type="spellEnd"/>
-      <w:r>
-        <w:rPr>
-          <w:rFonts w:ascii="Open Sans" w:hAnsi="Open Sans" w:cs="Open Sans"/>
-          <w:sz w:val="18"/>
-        </w:rPr>
-        <w:t>, Deputy Commissioner for Population Health, for the legal authority granted to the TN Department of Health to conduct surveillance activities and request medical records.  Thank you for your assistance in providing these records!  If you have any questions about this request, please feel free to contact me directly.</w:t>
+        <w:t>and review the attached letter from Dr. Tobi Amosun, Deputy Commissioner for Population Health, for the legal authority granted to the TN Department of Health to conduct surveillance activities and request medical records.  Thank you for your assistance in providing these records!  If you have any questions about this request, please feel free to contact me directly.</w:t>
       </w:r>
     </w:p>
     <w:p>
@@ -3204,6 +3592,7 @@
           <w:rFonts w:ascii="Open Sans" w:hAnsi="Open Sans" w:cs="Open Sans"/>
           <w:sz w:val="18"/>
         </w:rPr>
+        <w:lastRenderedPageBreak/>
         <w:t>Sincerely,</w:t>
       </w:r>
     </w:p>
@@ -3264,7 +3653,6 @@
           <w:rFonts w:ascii="Times New Roman"/>
           <w:noProof/>
         </w:rPr>
-        <w:lastRenderedPageBreak/>
         <w:drawing>
           <wp:inline distT="0" distB="0" distL="0" distR="0" wp14:anchorId="634554D2" wp14:editId="75D3F0CD">
             <wp:extent cx="1500737" cy="630745"/>
@@ -3422,7 +3810,15 @@
         <w:ind w:left="106" w:firstLine="1"/>
       </w:pPr>
       <w:r>
-        <w:t>This letter is to address any questions or concerns that may arise regarding public health investigation and surveillance activities and rules as they relate to patient privacy protection. The Tennessee Department of Health</w:t>
+        <w:t xml:space="preserve">This letter is to address any questions or concerns that may arise regarding public health </w:t>
+      </w:r>
+      <w:proofErr w:type="gramStart"/>
+      <w:r>
+        <w:t>investigation</w:t>
+      </w:r>
+      <w:proofErr w:type="gramEnd"/>
+      <w:r>
+        <w:t xml:space="preserve"> and surveillance activities and rules as they relate to patient privacy protection. The Tennessee Department of Health</w:t>
       </w:r>
       <w:r>
         <w:rPr>
@@ -3457,15 +3853,18 @@
         </w:rPr>
         <w:t xml:space="preserve"> </w:t>
       </w:r>
+      <w:proofErr w:type="gramStart"/>
       <w:r>
         <w:t>for</w:t>
       </w:r>
+      <w:proofErr w:type="gramEnd"/>
       <w:r>
         <w:rPr>
           <w:spacing w:val="-3"/>
         </w:rPr>
         <w:t xml:space="preserve"> </w:t>
       </w:r>
+      <w:proofErr w:type="gramStart"/>
       <w:r>
         <w:t>a</w:t>
       </w:r>
@@ -3487,6 +3886,7 @@
       <w:r>
         <w:t>of</w:t>
       </w:r>
+      <w:proofErr w:type="gramEnd"/>
       <w:r>
         <w:rPr>
           <w:spacing w:val="-4"/>
@@ -4473,19 +4873,11 @@
         </w:rPr>
         <w:t xml:space="preserve"> </w:t>
       </w:r>
-      <w:proofErr w:type="spellStart"/>
       <w:r>
         <w:rPr>
           <w:rFonts w:ascii="Calibri"/>
         </w:rPr>
-        <w:t>Amosun</w:t>
-      </w:r>
-      <w:proofErr w:type="spellEnd"/>
-      <w:r>
-        <w:rPr>
-          <w:rFonts w:ascii="Calibri"/>
-        </w:rPr>
-        <w:t>,</w:t>
+        <w:t>Amosun,</w:t>
       </w:r>
       <w:r>
         <w:rPr>
@@ -4526,6 +4918,7 @@
         <w:rPr>
           <w:rFonts w:ascii="Calibri"/>
         </w:rPr>
+        <w:lastRenderedPageBreak/>
         <w:t>Deputy</w:t>
       </w:r>
       <w:r>
@@ -6081,7 +6474,6 @@
   <w:style w:type="character" w:default="1" w:styleId="DefaultParagraphFont">
     <w:name w:val="Default Paragraph Font"/>
     <w:uiPriority w:val="1"/>
-    <w:semiHidden/>
     <w:unhideWhenUsed/>
   </w:style>
   <w:style w:type="table" w:default="1" w:styleId="TableNormal">
@@ -7846,6 +8238,24 @@
       <w:color w:val="605E5C"/>
       <w:shd w:val="clear" w:color="auto" w:fill="E1DFDD"/>
     </w:rPr>
+  </w:style>
+  <w:style w:type="character" w:styleId="HTMLCode">
+    <w:name w:val="HTML Code"/>
+    <w:basedOn w:val="DefaultParagraphFont"/>
+    <w:uiPriority w:val="99"/>
+    <w:semiHidden/>
+    <w:unhideWhenUsed/>
+    <w:rsid w:val="00F11470"/>
+    <w:rPr>
+      <w:rFonts w:ascii="Courier New" w:eastAsia="Times New Roman" w:hAnsi="Courier New" w:cs="Courier New"/>
+      <w:sz w:val="20"/>
+      <w:szCs w:val="20"/>
+    </w:rPr>
+  </w:style>
+  <w:style w:type="character" w:customStyle="1" w:styleId="text-dangerrc">
+    <w:name w:val="text-dangerrc"/>
+    <w:basedOn w:val="DefaultParagraphFont"/>
+    <w:rsid w:val="00F11470"/>
   </w:style>
 </w:styles>
 </file>
